--- a/docs/questions/qs-solvingeqsindices.docx
+++ b/docs/questions/qs-solvingeqsindices.docx
@@ -52,7 +52,7 @@
         </w:rPr>
         <w:t xml:space="preserve"> </w:t>
       </w:r>
-      <w:hyperlink r:id="rId20">
+      <w:hyperlink r:id="rId9">
         <w:r>
           <w:rPr>
             <w:rStyle w:val="Hyperlink"/>
@@ -200,28 +200,30 @@
             </m:r>
           </m:e>
           <m:sup>
-            <m:d>
-              <m:dPr>
-                <m:begChr m:val="("/>
-                <m:sepChr m:val=""/>
-                <m:endChr m:val=")"/>
-                <m:grow/>
-              </m:dPr>
-              <m:e>
-                <m:r>
-                  <m:t>x</m:t>
-                </m:r>
-                <m:r>
-                  <m:rPr>
-                    <m:sty m:val="p"/>
-                  </m:rPr>
-                  <m:t>−</m:t>
-                </m:r>
-                <m:r>
-                  <m:t>1</m:t>
-                </m:r>
-              </m:e>
-            </m:d>
+            <m:r>
+              <m:rPr>
+                <m:sty m:val="p"/>
+              </m:rPr>
+              <m:t>(</m:t>
+            </m:r>
+            <m:r>
+              <m:t>x</m:t>
+            </m:r>
+            <m:r>
+              <m:rPr>
+                <m:sty m:val="p"/>
+              </m:rPr>
+              <m:t>−</m:t>
+            </m:r>
+            <m:r>
+              <m:t>1</m:t>
+            </m:r>
+            <m:r>
+              <m:rPr>
+                <m:sty m:val="p"/>
+              </m:rPr>
+              <m:t>)</m:t>
+            </m:r>
           </m:sup>
         </m:sSup>
       </m:oMath>
@@ -1546,7 +1548,7 @@
       <w:pPr>
         <w:pStyle w:val="FirstParagraph"/>
       </w:pPr>
-      <w:hyperlink r:id="rId21">
+      <w:hyperlink r:id="rId10">
         <w:r>
           <w:rPr>
             <w:rStyle w:val="Hyperlink"/>
@@ -1562,7 +1564,7 @@
         </w:pict>
       </w:r>
     </w:p>
-    <w:bookmarkStart w:id="23" w:name="version-history-and-licensing"/>
+    <w:bookmarkStart w:id="12" w:name="version-history-and-licensing"/>
     <w:p>
       <w:pPr>
         <w:pStyle w:val="Heading2"/>
@@ -1595,7 +1597,7 @@
       <w:pPr>
         <w:pStyle w:val="FirstParagraph"/>
       </w:pPr>
-      <w:hyperlink r:id="rId22">
+      <w:hyperlink r:id="rId11">
         <w:r>
           <w:rPr>
             <w:rStyle w:val="Hyperlink"/>
@@ -1604,7 +1606,7 @@
         </w:r>
       </w:hyperlink>
     </w:p>
-    <w:bookmarkEnd w:id="23"/>
+    <w:bookmarkEnd w:id="12"/>
     <w:sectPr>
       <w:pgSz w:h="15840" w:w="12240"/>
       <w:pgMar w:bottom="1440" w:footer="720" w:gutter="0" w:header="720" w:left="1440" w:right="1440" w:top="1440"/>
